--- a/1º Curso/08 Contorno de desarrollo/01 Desarrollo de Software/UD 1 - Ingieneria del software.docx
+++ b/1º Curso/08 Contorno de desarrollo/01 Desarrollo de Software/UD 1 - Ingieneria del software.docx
@@ -1052,12 +1052,7 @@
             <w:pStyle w:val="TtuloTDC"/>
           </w:pPr>
           <w:r>
-            <w:t>Índi</w:t>
-          </w:r>
-          <w:bookmarkStart w:id="0" w:name="_GoBack"/>
-          <w:bookmarkEnd w:id="0"/>
-          <w:r>
-            <w:t>ce</w:t>
+            <w:t>Índice</w:t>
           </w:r>
         </w:p>
         <w:p>
@@ -1237,7 +1232,7 @@
           <w14:ligatures w14:val="none"/>
         </w:rPr>
       </w:pPr>
-      <w:bookmarkStart w:id="1" w:name="_Toc214651828"/>
+      <w:bookmarkStart w:id="0" w:name="_Toc214651828"/>
       <w:r>
         <w:rPr>
           <w:rStyle w:val="Ttulo1Car"/>
@@ -1281,7 +1276,7 @@
         </w:rPr>
         <w:t>ware</w:t>
       </w:r>
-      <w:bookmarkEnd w:id="1"/>
+      <w:bookmarkEnd w:id="0"/>
       <w:r>
         <w:t xml:space="preserve"> </w:t>
       </w:r>
@@ -2033,7 +2028,22 @@
           <w14:ligatures w14:val="none"/>
         </w:rPr>
         <w:br/>
-        <w:t>Al finalizar esta fase se debe realizar un documento de especificación de requisitos del software (ERS), en el que estará detallado los requisitos que tiene que cumplir el software, debe valorarse el costo del proyecto y planificar la duración. Toda comunicación debe comunicarse con el cliente</w:t>
+        <w:t>Al finalizar esta fase se debe realizar un documento de especificación de requisitos del software (</w:t>
+      </w:r>
+      <w:r>
+        <w:rPr>
+          <w:b/>
+          <w:kern w:val="0"/>
+          <w14:ligatures w14:val="none"/>
+        </w:rPr>
+        <w:t>ERS</w:t>
+      </w:r>
+      <w:r>
+        <w:rPr>
+          <w:kern w:val="0"/>
+          <w14:ligatures w14:val="none"/>
+        </w:rPr>
+        <w:t>), en el que estará detallado los requisitos que tiene que cumplir el software, debe valorarse el costo del proyecto y planificar la duración. Toda comunicación debe comunicarse con el cliente</w:t>
       </w:r>
       <w:r>
         <w:rPr>
@@ -3355,7 +3365,7 @@
           <w14:ligatures w14:val="none"/>
         </w:rPr>
       </w:pPr>
-      <w:bookmarkStart w:id="2" w:name="_Toc214651829"/>
+      <w:bookmarkStart w:id="1" w:name="_Toc214651829"/>
       <w:r>
         <w:rPr>
           <w:rStyle w:val="Ttulo1Car"/>
@@ -3375,7 +3385,7 @@
         </w:rPr>
         <w:t>Documentación externa</w:t>
       </w:r>
-      <w:bookmarkEnd w:id="2"/>
+      <w:bookmarkEnd w:id="1"/>
       <w:r>
         <w:rPr>
           <w:kern w:val="0"/>
@@ -3904,7 +3914,28 @@
           <w14:ligatures w14:val="none"/>
         </w:rPr>
         <w:br/>
-        <w:t xml:space="preserve">A diferencia del modelo de cascada en esta fase se utiliza una tarjeta manual tipo CRC  ( </w:t>
+        <w:t xml:space="preserve">A diferencia del modelo de cascada en esta fase se utiliza una tarjeta manual tipo </w:t>
+      </w:r>
+      <w:bookmarkStart w:id="2" w:name="_GoBack"/>
+      <w:r>
+        <w:rPr>
+          <w:b/>
+          <w:kern w:val="0"/>
+          <w:sz w:val="24"/>
+          <w:szCs w:val="24"/>
+          <w14:ligatures w14:val="none"/>
+        </w:rPr>
+        <w:t>CRC</w:t>
+      </w:r>
+      <w:bookmarkEnd w:id="2"/>
+      <w:r>
+        <w:rPr>
+          <w:kern w:val="0"/>
+          <w:sz w:val="24"/>
+          <w:szCs w:val="24"/>
+          <w14:ligatures w14:val="none"/>
+        </w:rPr>
+        <w:t xml:space="preserve">  ( </w:t>
       </w:r>
       <w:proofErr w:type="spellStart"/>
       <w:r>
@@ -5914,7 +5945,7 @@
 </file>
 
 <file path=customXml/itemProps2.xml><?xml version="1.0" encoding="utf-8"?>
-<ds:datastoreItem xmlns:ds="http://schemas.openxmlformats.org/officeDocument/2006/customXml" ds:itemID="{0415CC22-A5D2-4A45-95E2-B4D790BA774F}">
+<ds:datastoreItem xmlns:ds="http://schemas.openxmlformats.org/officeDocument/2006/customXml" ds:itemID="{36C77132-A4F9-4901-AA50-A55595B0C775}">
   <ds:schemaRefs>
     <ds:schemaRef ds:uri="http://schemas.openxmlformats.org/officeDocument/2006/bibliography"/>
   </ds:schemaRefs>
